--- a/miranda.ssma/R2_Florestal_Maio_26.docx
+++ b/miranda.ssma/R2_Florestal_Maio_26.docx
@@ -568,7 +568,7 @@
           </w:tcPr>
           <w:p>
             <w:pPr>
-              <w:pStyle w:val="Ttulo2"/>
+              <w:pStyle w:val="Heading2"/>
               <w:jc w:val="both"/>
               <w:rPr>
                 <w:rFonts w:ascii="Calibri" w:hAnsi="Calibri" w:cs="Calibri"/>
@@ -626,7 +626,7 @@
           </w:tcPr>
           <w:p>
             <w:pPr>
-              <w:pStyle w:val="Ttulo2"/>
+              <w:pStyle w:val="Heading2"/>
               <w:jc w:val="both"/>
               <w:rPr>
                 <w:rFonts w:ascii="Calibri" w:hAnsi="Calibri" w:cs="Calibri"/>
@@ -720,7 +720,7 @@
           </w:tcPr>
           <w:p>
             <w:pPr>
-              <w:pStyle w:val="Ttulo2"/>
+              <w:pStyle w:val="Heading2"/>
               <w:jc w:val="both"/>
               <w:rPr>
                 <w:rFonts w:ascii="Calibri" w:hAnsi="Calibri" w:cs="Calibri"/>
@@ -756,11 +756,7 @@
               </w:rPr>
               <w:t xml:space="preserve"> </w:t>
             </w:r>
-          </w:p>
-          <w:p>
-            <w:pPr>
-              <w:pStyle w:val="Ttulo2"/>
-              <w:jc w:val="both"/>
+            <w:r>
               <w:rPr>
                 <w:rFonts w:ascii="Calibri" w:hAnsi="Calibri" w:cs="Calibri"/>
                 <w:b/>
@@ -769,6 +765,21 @@
                 <w:sz w:val="28"/>
                 <w:szCs w:val="28"/>
               </w:rPr>
+              <w:t>Rogerio Posso Florestal (Pr Florestal)</w:t>
+            </w:r>
+          </w:p>
+          <w:p>
+            <w:pPr>
+              <w:pStyle w:val="Heading2"/>
+              <w:jc w:val="both"/>
+              <w:rPr>
+                <w:rFonts w:ascii="Calibri" w:hAnsi="Calibri" w:cs="Calibri"/>
+                <w:b/>
+                <w:bCs/>
+                <w:color w:val="auto"/>
+                <w:sz w:val="28"/>
+                <w:szCs w:val="28"/>
+              </w:rPr>
             </w:pPr>
             <w:r>
               <w:rPr>
@@ -776,7 +787,7 @@
                 <w:sz w:val="28"/>
                 <w:szCs w:val="28"/>
               </w:rPr>
-              <w:t>Nome Fantasia</w:t>
+              <w:t xml:space="preserve">Nome </w:t>
             </w:r>
             <w:r>
               <w:rPr>
@@ -784,7 +795,7 @@
                 <w:sz w:val="28"/>
                 <w:szCs w:val="28"/>
               </w:rPr>
-              <w:t>:</w:t>
+              <w:t>Fantasia:</w:t>
             </w:r>
             <w:r>
               <w:rPr>
@@ -795,6 +806,17 @@
                 <w:szCs w:val="28"/>
               </w:rPr>
               <w:t xml:space="preserve"> </w:t>
+            </w:r>
+            <w:r>
+              <w:rPr>
+                <w:rFonts w:ascii="Calibri" w:hAnsi="Calibri" w:cs="Calibri"/>
+                <w:b/>
+                <w:bCs/>
+                <w:kern w:val="2"/>
+                <w:sz w:val="28"/>
+                <w:szCs w:val="28"/>
+              </w:rPr>
+              <w:t>R2</w:t>
             </w:r>
           </w:p>
         </w:tc>
@@ -807,7 +829,7 @@
           </w:tcPr>
           <w:p>
             <w:pPr>
-              <w:pStyle w:val="Ttulo2"/>
+              <w:pStyle w:val="Heading2"/>
               <w:jc w:val="both"/>
               <w:rPr>
                 <w:rFonts w:ascii="Calibri" w:hAnsi="Calibri" w:cs="Calibri"/>
@@ -1467,7 +1489,7 @@
           </w:tcPr>
           <w:p>
             <w:pPr>
-              <w:pStyle w:val="PargrafodaLista"/>
+              <w:pStyle w:val="ListParagraph"/>
               <w:spacing w:after="160" w:line="259" w:lineRule="auto"/>
               <w:ind w:left="0"/>
               <w:rPr>
@@ -1479,7 +1501,7 @@
           </w:p>
           <w:p>
             <w:pPr>
-              <w:pStyle w:val="PargrafodaLista"/>
+              <w:pStyle w:val="ListParagraph"/>
               <w:spacing w:after="160" w:line="259" w:lineRule="auto"/>
               <w:rPr>
                 <w:rFonts w:ascii="Arial" w:hAnsi="Arial" w:cs="Arial"/>
@@ -1520,7 +1542,7 @@
           </w:p>
           <w:p>
             <w:pPr>
-              <w:pStyle w:val="PargrafodaLista"/>
+              <w:pStyle w:val="ListParagraph"/>
               <w:spacing w:after="160" w:line="259" w:lineRule="auto"/>
               <w:rPr>
                 <w:rFonts w:ascii="Arial" w:hAnsi="Arial" w:cs="Arial"/>
@@ -1543,7 +1565,7 @@
           </w:p>
           <w:p>
             <w:pPr>
-              <w:pStyle w:val="PargrafodaLista"/>
+              <w:pStyle w:val="ListParagraph"/>
               <w:numPr>
                 <w:ilvl w:val="0"/>
                 <w:numId w:val="17"/>
@@ -1578,7 +1600,7 @@
           </w:p>
           <w:p>
             <w:pPr>
-              <w:pStyle w:val="PargrafodaLista"/>
+              <w:pStyle w:val="ListParagraph"/>
               <w:numPr>
                 <w:ilvl w:val="0"/>
                 <w:numId w:val="17"/>
@@ -1611,7 +1633,7 @@
           </w:p>
           <w:p>
             <w:pPr>
-              <w:pStyle w:val="PargrafodaLista"/>
+              <w:pStyle w:val="ListParagraph"/>
               <w:numPr>
                 <w:ilvl w:val="0"/>
                 <w:numId w:val="17"/>
@@ -1644,7 +1666,7 @@
           </w:p>
           <w:p>
             <w:pPr>
-              <w:pStyle w:val="PargrafodaLista"/>
+              <w:pStyle w:val="ListParagraph"/>
               <w:spacing w:after="160" w:line="259" w:lineRule="auto"/>
               <w:rPr>
                 <w:rFonts w:ascii="Arial" w:hAnsi="Arial" w:cs="Arial"/>
@@ -1655,7 +1677,7 @@
           </w:p>
           <w:p>
             <w:pPr>
-              <w:pStyle w:val="PargrafodaLista"/>
+              <w:pStyle w:val="ListParagraph"/>
               <w:spacing w:after="160" w:line="259" w:lineRule="auto"/>
               <w:rPr>
                 <w:rFonts w:ascii="Arial" w:hAnsi="Arial" w:cs="Arial"/>
@@ -1678,7 +1700,7 @@
           </w:p>
           <w:p>
             <w:pPr>
-              <w:pStyle w:val="PargrafodaLista"/>
+              <w:pStyle w:val="ListParagraph"/>
               <w:spacing w:after="160" w:line="259" w:lineRule="auto"/>
               <w:ind w:left="0"/>
               <w:rPr>
@@ -1698,7 +1720,7 @@
           </w:p>
           <w:p>
             <w:pPr>
-              <w:pStyle w:val="PargrafodaLista"/>
+              <w:pStyle w:val="ListParagraph"/>
               <w:spacing w:after="160" w:line="259" w:lineRule="auto"/>
               <w:rPr>
                 <w:rFonts w:ascii="Arial" w:hAnsi="Arial" w:cs="Arial"/>
@@ -1805,7 +1827,7 @@
           </w:p>
           <w:p>
             <w:pPr>
-              <w:pStyle w:val="PargrafodaLista"/>
+              <w:pStyle w:val="ListParagraph"/>
               <w:spacing w:after="160" w:line="259" w:lineRule="auto"/>
               <w:ind w:left="0"/>
               <w:rPr>
@@ -1825,7 +1847,7 @@
           </w:p>
           <w:p>
             <w:pPr>
-              <w:pStyle w:val="PargrafodaLista"/>
+              <w:pStyle w:val="ListParagraph"/>
               <w:spacing w:after="160" w:line="259" w:lineRule="auto"/>
               <w:ind w:left="0"/>
               <w:rPr>
@@ -1855,7 +1877,7 @@
           </w:p>
           <w:p>
             <w:pPr>
-              <w:pStyle w:val="PargrafodaLista"/>
+              <w:pStyle w:val="ListParagraph"/>
               <w:spacing w:after="160" w:line="259" w:lineRule="auto"/>
               <w:ind w:left="0"/>
               <w:rPr>
@@ -1885,7 +1907,7 @@
           </w:p>
           <w:p>
             <w:pPr>
-              <w:pStyle w:val="PargrafodaLista"/>
+              <w:pStyle w:val="ListParagraph"/>
               <w:spacing w:after="160" w:line="259" w:lineRule="auto"/>
               <w:ind w:left="1428"/>
               <w:rPr>
@@ -1897,7 +1919,7 @@
           </w:p>
           <w:p>
             <w:pPr>
-              <w:pStyle w:val="PargrafodaLista"/>
+              <w:pStyle w:val="ListParagraph"/>
               <w:spacing w:after="160" w:line="259" w:lineRule="auto"/>
               <w:jc w:val="center"/>
               <w:rPr>
@@ -1921,7 +1943,7 @@
           </w:p>
           <w:p>
             <w:pPr>
-              <w:pStyle w:val="PargrafodaLista"/>
+              <w:pStyle w:val="ListParagraph"/>
               <w:spacing w:after="160" w:line="259" w:lineRule="auto"/>
               <w:ind w:left="0"/>
               <w:rPr>
@@ -1941,7 +1963,7 @@
           </w:p>
           <w:p>
             <w:pPr>
-              <w:pStyle w:val="PargrafodaLista"/>
+              <w:pStyle w:val="ListParagraph"/>
               <w:numPr>
                 <w:ilvl w:val="0"/>
                 <w:numId w:val="31"/>
@@ -1992,7 +2014,7 @@
           </w:p>
           <w:p>
             <w:pPr>
-              <w:pStyle w:val="PargrafodaLista"/>
+              <w:pStyle w:val="ListParagraph"/>
               <w:numPr>
                 <w:ilvl w:val="0"/>
                 <w:numId w:val="31"/>
@@ -2038,30 +2060,12 @@
                 <w:sz w:val="20"/>
                 <w:szCs w:val="20"/>
               </w:rPr>
-              <w:t>, sem fazer o uso de: óculos de segurança, máscara com cartucho filtrante, roupa de aplicação (</w:t>
-            </w:r>
-            <w:proofErr w:type="gramStart"/>
-            <w:r>
-              <w:rPr>
-                <w:rFonts w:ascii="Arial" w:hAnsi="Arial" w:cs="Arial"/>
-                <w:sz w:val="20"/>
-                <w:szCs w:val="20"/>
-              </w:rPr>
-              <w:t>hidro-repelente</w:t>
-            </w:r>
-            <w:proofErr w:type="gramEnd"/>
-            <w:r>
-              <w:rPr>
-                <w:rFonts w:ascii="Arial" w:hAnsi="Arial" w:cs="Arial"/>
-                <w:sz w:val="20"/>
-                <w:szCs w:val="20"/>
-              </w:rPr>
-              <w:t xml:space="preserve">), luva nitrílica e botinas de segurança. </w:t>
+              <w:t xml:space="preserve">, sem fazer o uso de: óculos de segurança, máscara com cartucho filtrante, roupa de aplicação (hidro-repelente), luva nitrílica e botinas de segurança. </w:t>
             </w:r>
           </w:p>
           <w:p>
             <w:pPr>
-              <w:pStyle w:val="PargrafodaLista"/>
+              <w:pStyle w:val="ListParagraph"/>
               <w:numPr>
                 <w:ilvl w:val="0"/>
                 <w:numId w:val="31"/>
@@ -2094,7 +2098,7 @@
           </w:p>
           <w:p>
             <w:pPr>
-              <w:pStyle w:val="PargrafodaLista"/>
+              <w:pStyle w:val="ListParagraph"/>
               <w:spacing w:after="160" w:line="259" w:lineRule="auto"/>
               <w:ind w:left="0"/>
               <w:rPr>
@@ -2116,7 +2120,7 @@
           </w:p>
           <w:p>
             <w:pPr>
-              <w:pStyle w:val="PargrafodaLista"/>
+              <w:pStyle w:val="ListParagraph"/>
               <w:spacing w:after="160" w:line="259" w:lineRule="auto"/>
               <w:jc w:val="center"/>
               <w:rPr>
@@ -2140,7 +2144,7 @@
           </w:p>
           <w:p>
             <w:pPr>
-              <w:pStyle w:val="PargrafodaLista"/>
+              <w:pStyle w:val="ListParagraph"/>
               <w:spacing w:after="160" w:line="259" w:lineRule="auto"/>
               <w:ind w:left="851"/>
               <w:rPr>
@@ -2152,7 +2156,7 @@
           </w:p>
           <w:p>
             <w:pPr>
-              <w:pStyle w:val="PargrafodaLista"/>
+              <w:pStyle w:val="ListParagraph"/>
               <w:spacing w:after="160" w:line="259" w:lineRule="auto"/>
               <w:ind w:left="851"/>
               <w:rPr>
@@ -2164,7 +2168,7 @@
           </w:p>
           <w:p>
             <w:pPr>
-              <w:pStyle w:val="PargrafodaLista"/>
+              <w:pStyle w:val="ListParagraph"/>
               <w:spacing w:after="160" w:line="259" w:lineRule="auto"/>
               <w:ind w:left="851"/>
               <w:rPr>
@@ -2176,7 +2180,7 @@
           </w:p>
           <w:p>
             <w:pPr>
-              <w:pStyle w:val="PargrafodaLista"/>
+              <w:pStyle w:val="ListParagraph"/>
               <w:spacing w:after="160" w:line="259" w:lineRule="auto"/>
               <w:rPr>
                 <w:rFonts w:ascii="Arial" w:hAnsi="Arial" w:cs="Arial"/>
@@ -2190,7 +2194,7 @@
           </w:p>
           <w:p>
             <w:pPr>
-              <w:pStyle w:val="PargrafodaLista"/>
+              <w:pStyle w:val="ListParagraph"/>
               <w:spacing w:after="160" w:line="259" w:lineRule="auto"/>
               <w:jc w:val="center"/>
               <w:rPr>
@@ -2214,7 +2218,7 @@
           </w:p>
           <w:p>
             <w:pPr>
-              <w:pStyle w:val="PargrafodaLista"/>
+              <w:pStyle w:val="ListParagraph"/>
               <w:spacing w:after="160" w:line="259" w:lineRule="auto"/>
               <w:ind w:left="0"/>
               <w:rPr>
@@ -2234,7 +2238,7 @@
           </w:p>
           <w:p>
             <w:pPr>
-              <w:pStyle w:val="PargrafodaLista"/>
+              <w:pStyle w:val="ListParagraph"/>
               <w:numPr>
                 <w:ilvl w:val="0"/>
                 <w:numId w:val="3"/>
@@ -2267,7 +2271,7 @@
           </w:p>
           <w:p>
             <w:pPr>
-              <w:pStyle w:val="PargrafodaLista"/>
+              <w:pStyle w:val="ListParagraph"/>
               <w:numPr>
                 <w:ilvl w:val="0"/>
                 <w:numId w:val="3"/>
@@ -2300,7 +2304,7 @@
           </w:p>
           <w:p>
             <w:pPr>
-              <w:pStyle w:val="PargrafodaLista"/>
+              <w:pStyle w:val="ListParagraph"/>
               <w:numPr>
                 <w:ilvl w:val="0"/>
                 <w:numId w:val="3"/>
@@ -2333,7 +2337,7 @@
           </w:p>
           <w:p>
             <w:pPr>
-              <w:pStyle w:val="PargrafodaLista"/>
+              <w:pStyle w:val="ListParagraph"/>
               <w:spacing w:after="160" w:line="259" w:lineRule="auto"/>
               <w:rPr>
                 <w:rFonts w:ascii="Arial" w:hAnsi="Arial" w:cs="Arial"/>
@@ -2346,7 +2350,7 @@
           </w:p>
           <w:p>
             <w:pPr>
-              <w:pStyle w:val="PargrafodaLista"/>
+              <w:pStyle w:val="ListParagraph"/>
               <w:spacing w:after="160" w:line="259" w:lineRule="auto"/>
               <w:jc w:val="center"/>
               <w:rPr>
@@ -2466,7 +2470,7 @@
           </w:p>
           <w:p>
             <w:pPr>
-              <w:pStyle w:val="PargrafodaLista"/>
+              <w:pStyle w:val="ListParagraph"/>
               <w:spacing w:after="160" w:line="259" w:lineRule="auto"/>
               <w:rPr>
                 <w:rFonts w:ascii="Arial" w:hAnsi="Arial" w:cs="Arial"/>
@@ -2480,7 +2484,7 @@
           </w:p>
           <w:p>
             <w:pPr>
-              <w:pStyle w:val="PargrafodaLista"/>
+              <w:pStyle w:val="ListParagraph"/>
               <w:spacing w:after="160" w:line="259" w:lineRule="auto"/>
               <w:jc w:val="center"/>
               <w:rPr>
@@ -2528,30 +2532,12 @@
                 <w:sz w:val="20"/>
                 <w:szCs w:val="20"/>
               </w:rPr>
-              <w:t xml:space="preserve"> Há necessidade de intervenção imediata da liderança/encarregados para fiscalização do uso de EPIs. O ato de portar o EPI e não </w:t>
-            </w:r>
-            <w:proofErr w:type="gramStart"/>
-            <w:r>
-              <w:rPr>
-                <w:rFonts w:ascii="Arial" w:hAnsi="Arial" w:cs="Arial"/>
-                <w:sz w:val="20"/>
-                <w:szCs w:val="20"/>
-              </w:rPr>
-              <w:t>utilizá-lo</w:t>
-            </w:r>
-            <w:proofErr w:type="gramEnd"/>
-            <w:r>
-              <w:rPr>
-                <w:rFonts w:ascii="Arial" w:hAnsi="Arial" w:cs="Arial"/>
-                <w:sz w:val="20"/>
-                <w:szCs w:val="20"/>
-              </w:rPr>
-              <w:t xml:space="preserve"> (como no caso dos óculos e protetores auriculares) demonstra falta de treinamento e de conscientização sobre a percepção de riscos. </w:t>
+              <w:t xml:space="preserve"> Há necessidade de intervenção imediata da liderança/encarregados para fiscalização do uso de EPIs. O ato de portar o EPI e não utilizá-lo (como no caso dos óculos e protetores auriculares) demonstra falta de treinamento e de conscientização sobre a percepção de riscos. </w:t>
             </w:r>
           </w:p>
           <w:p>
             <w:pPr>
-              <w:pStyle w:val="PargrafodaLista"/>
+              <w:pStyle w:val="ListParagraph"/>
               <w:spacing w:after="160" w:line="259" w:lineRule="auto"/>
               <w:rPr>
                 <w:rFonts w:ascii="Arial" w:hAnsi="Arial" w:cs="Arial"/>
@@ -2574,7 +2560,7 @@
           </w:p>
           <w:p>
             <w:pPr>
-              <w:pStyle w:val="PargrafodaLista"/>
+              <w:pStyle w:val="ListParagraph"/>
               <w:spacing w:after="160" w:line="259" w:lineRule="auto"/>
               <w:rPr>
                 <w:rFonts w:ascii="Arial" w:hAnsi="Arial" w:cs="Arial"/>
@@ -2587,7 +2573,7 @@
           </w:p>
           <w:p>
             <w:pPr>
-              <w:pStyle w:val="PargrafodaLista"/>
+              <w:pStyle w:val="ListParagraph"/>
               <w:spacing w:after="160" w:line="259" w:lineRule="auto"/>
               <w:ind w:left="0"/>
               <w:rPr>
@@ -2650,7 +2636,7 @@
                 </w:tcPr>
                 <w:p>
                   <w:pPr>
-                    <w:pStyle w:val="PargrafodaLista"/>
+                    <w:pStyle w:val="ListParagraph"/>
                     <w:spacing w:after="160" w:line="259" w:lineRule="auto"/>
                     <w:ind w:left="0"/>
                     <w:rPr>
@@ -2693,7 +2679,7 @@
                 </w:tcPr>
                 <w:p>
                   <w:pPr>
-                    <w:pStyle w:val="PargrafodaLista"/>
+                    <w:pStyle w:val="ListParagraph"/>
                     <w:spacing w:after="160" w:line="259" w:lineRule="auto"/>
                     <w:ind w:left="0"/>
                     <w:rPr>
@@ -2736,7 +2722,7 @@
                 </w:tcPr>
                 <w:p>
                   <w:pPr>
-                    <w:pStyle w:val="PargrafodaLista"/>
+                    <w:pStyle w:val="ListParagraph"/>
                     <w:spacing w:after="160" w:line="259" w:lineRule="auto"/>
                     <w:ind w:left="0"/>
                     <w:rPr>
@@ -2779,7 +2765,7 @@
                 </w:tcPr>
                 <w:p>
                   <w:pPr>
-                    <w:pStyle w:val="PargrafodaLista"/>
+                    <w:pStyle w:val="ListParagraph"/>
                     <w:spacing w:after="160" w:line="259" w:lineRule="auto"/>
                     <w:ind w:left="0"/>
                     <w:rPr>
@@ -2822,7 +2808,7 @@
                 </w:tcPr>
                 <w:p>
                   <w:pPr>
-                    <w:pStyle w:val="PargrafodaLista"/>
+                    <w:pStyle w:val="ListParagraph"/>
                     <w:spacing w:after="160" w:line="259" w:lineRule="auto"/>
                     <w:ind w:left="0"/>
                     <w:rPr>
@@ -2865,7 +2851,7 @@
                 </w:tcPr>
                 <w:p>
                   <w:pPr>
-                    <w:pStyle w:val="PargrafodaLista"/>
+                    <w:pStyle w:val="ListParagraph"/>
                     <w:spacing w:after="160" w:line="259" w:lineRule="auto"/>
                     <w:ind w:left="0"/>
                     <w:rPr>
@@ -2913,7 +2899,7 @@
                 </w:tcPr>
                 <w:p>
                   <w:pPr>
-                    <w:pStyle w:val="PargrafodaLista"/>
+                    <w:pStyle w:val="ListParagraph"/>
                     <w:spacing w:after="160" w:line="259" w:lineRule="auto"/>
                     <w:ind w:left="0"/>
                     <w:rPr>
@@ -2952,7 +2938,7 @@
                 </w:tcPr>
                 <w:p>
                   <w:pPr>
-                    <w:pStyle w:val="PargrafodaLista"/>
+                    <w:pStyle w:val="ListParagraph"/>
                     <w:spacing w:after="160" w:line="259" w:lineRule="auto"/>
                     <w:ind w:left="0"/>
                     <w:rPr>
@@ -2991,7 +2977,7 @@
                 </w:tcPr>
                 <w:p>
                   <w:pPr>
-                    <w:pStyle w:val="PargrafodaLista"/>
+                    <w:pStyle w:val="ListParagraph"/>
                     <w:spacing w:after="160" w:line="259" w:lineRule="auto"/>
                     <w:ind w:left="0"/>
                     <w:rPr>
@@ -3030,7 +3016,7 @@
                 </w:tcPr>
                 <w:p>
                   <w:pPr>
-                    <w:pStyle w:val="PargrafodaLista"/>
+                    <w:pStyle w:val="ListParagraph"/>
                     <w:spacing w:after="160" w:line="259" w:lineRule="auto"/>
                     <w:ind w:left="0"/>
                     <w:rPr>
@@ -3069,7 +3055,7 @@
                 </w:tcPr>
                 <w:p>
                   <w:pPr>
-                    <w:pStyle w:val="PargrafodaLista"/>
+                    <w:pStyle w:val="ListParagraph"/>
                     <w:spacing w:after="160" w:line="259" w:lineRule="auto"/>
                     <w:ind w:left="0"/>
                     <w:rPr>
@@ -3108,7 +3094,7 @@
                 </w:tcPr>
                 <w:p>
                   <w:pPr>
-                    <w:pStyle w:val="PargrafodaLista"/>
+                    <w:pStyle w:val="ListParagraph"/>
                     <w:spacing w:after="160" w:line="259" w:lineRule="auto"/>
                     <w:ind w:left="0"/>
                     <w:rPr>
@@ -3152,7 +3138,7 @@
                 </w:tcPr>
                 <w:p>
                   <w:pPr>
-                    <w:pStyle w:val="PargrafodaLista"/>
+                    <w:pStyle w:val="ListParagraph"/>
                     <w:spacing w:after="160" w:line="259" w:lineRule="auto"/>
                     <w:ind w:left="0"/>
                     <w:rPr>
@@ -3191,7 +3177,7 @@
                 </w:tcPr>
                 <w:p>
                   <w:pPr>
-                    <w:pStyle w:val="PargrafodaLista"/>
+                    <w:pStyle w:val="ListParagraph"/>
                     <w:spacing w:after="160" w:line="259" w:lineRule="auto"/>
                     <w:ind w:left="0"/>
                     <w:rPr>
@@ -3230,7 +3216,7 @@
                 </w:tcPr>
                 <w:p>
                   <w:pPr>
-                    <w:pStyle w:val="PargrafodaLista"/>
+                    <w:pStyle w:val="ListParagraph"/>
                     <w:spacing w:after="160" w:line="259" w:lineRule="auto"/>
                     <w:ind w:left="0"/>
                     <w:rPr>
@@ -3269,7 +3255,7 @@
                 </w:tcPr>
                 <w:p>
                   <w:pPr>
-                    <w:pStyle w:val="PargrafodaLista"/>
+                    <w:pStyle w:val="ListParagraph"/>
                     <w:spacing w:after="160" w:line="259" w:lineRule="auto"/>
                     <w:ind w:left="0"/>
                     <w:rPr>
@@ -3308,7 +3294,7 @@
                 </w:tcPr>
                 <w:p>
                   <w:pPr>
-                    <w:pStyle w:val="PargrafodaLista"/>
+                    <w:pStyle w:val="ListParagraph"/>
                     <w:spacing w:after="160" w:line="259" w:lineRule="auto"/>
                     <w:ind w:left="0"/>
                     <w:rPr>
@@ -3347,7 +3333,7 @@
                 </w:tcPr>
                 <w:p>
                   <w:pPr>
-                    <w:pStyle w:val="PargrafodaLista"/>
+                    <w:pStyle w:val="ListParagraph"/>
                     <w:spacing w:after="160" w:line="259" w:lineRule="auto"/>
                     <w:ind w:left="0"/>
                     <w:rPr>
@@ -3391,7 +3377,7 @@
                 </w:tcPr>
                 <w:p>
                   <w:pPr>
-                    <w:pStyle w:val="PargrafodaLista"/>
+                    <w:pStyle w:val="ListParagraph"/>
                     <w:spacing w:after="160" w:line="259" w:lineRule="auto"/>
                     <w:ind w:left="0"/>
                     <w:rPr>
@@ -3430,7 +3416,7 @@
                 </w:tcPr>
                 <w:p>
                   <w:pPr>
-                    <w:pStyle w:val="PargrafodaLista"/>
+                    <w:pStyle w:val="ListParagraph"/>
                     <w:spacing w:after="160" w:line="259" w:lineRule="auto"/>
                     <w:ind w:left="0"/>
                     <w:rPr>
@@ -3469,7 +3455,7 @@
                 </w:tcPr>
                 <w:p>
                   <w:pPr>
-                    <w:pStyle w:val="PargrafodaLista"/>
+                    <w:pStyle w:val="ListParagraph"/>
                     <w:spacing w:after="160" w:line="259" w:lineRule="auto"/>
                     <w:ind w:left="0"/>
                     <w:rPr>
@@ -3508,7 +3494,7 @@
                 </w:tcPr>
                 <w:p>
                   <w:pPr>
-                    <w:pStyle w:val="PargrafodaLista"/>
+                    <w:pStyle w:val="ListParagraph"/>
                     <w:spacing w:after="160" w:line="259" w:lineRule="auto"/>
                     <w:ind w:left="0"/>
                     <w:rPr>
@@ -3547,7 +3533,7 @@
                 </w:tcPr>
                 <w:p>
                   <w:pPr>
-                    <w:pStyle w:val="PargrafodaLista"/>
+                    <w:pStyle w:val="ListParagraph"/>
                     <w:spacing w:after="160" w:line="259" w:lineRule="auto"/>
                     <w:ind w:left="0"/>
                     <w:rPr>
@@ -3586,7 +3572,7 @@
                 </w:tcPr>
                 <w:p>
                   <w:pPr>
-                    <w:pStyle w:val="PargrafodaLista"/>
+                    <w:pStyle w:val="ListParagraph"/>
                     <w:spacing w:after="160" w:line="259" w:lineRule="auto"/>
                     <w:ind w:left="0"/>
                     <w:rPr>
@@ -3630,7 +3616,7 @@
                 </w:tcPr>
                 <w:p>
                   <w:pPr>
-                    <w:pStyle w:val="PargrafodaLista"/>
+                    <w:pStyle w:val="ListParagraph"/>
                     <w:spacing w:after="160" w:line="259" w:lineRule="auto"/>
                     <w:ind w:left="0"/>
                     <w:rPr>
@@ -3669,7 +3655,7 @@
                 </w:tcPr>
                 <w:p>
                   <w:pPr>
-                    <w:pStyle w:val="PargrafodaLista"/>
+                    <w:pStyle w:val="ListParagraph"/>
                     <w:spacing w:after="160" w:line="259" w:lineRule="auto"/>
                     <w:ind w:left="0"/>
                     <w:rPr>
@@ -3708,7 +3694,7 @@
                 </w:tcPr>
                 <w:p>
                   <w:pPr>
-                    <w:pStyle w:val="PargrafodaLista"/>
+                    <w:pStyle w:val="ListParagraph"/>
                     <w:spacing w:after="160" w:line="259" w:lineRule="auto"/>
                     <w:ind w:left="0"/>
                     <w:rPr>
@@ -3747,7 +3733,7 @@
                 </w:tcPr>
                 <w:p>
                   <w:pPr>
-                    <w:pStyle w:val="PargrafodaLista"/>
+                    <w:pStyle w:val="ListParagraph"/>
                     <w:spacing w:after="160" w:line="259" w:lineRule="auto"/>
                     <w:ind w:left="0"/>
                     <w:rPr>
@@ -3795,7 +3781,7 @@
                 </w:tcPr>
                 <w:p>
                   <w:pPr>
-                    <w:pStyle w:val="PargrafodaLista"/>
+                    <w:pStyle w:val="ListParagraph"/>
                     <w:spacing w:after="160" w:line="259" w:lineRule="auto"/>
                     <w:ind w:left="0"/>
                     <w:rPr>
@@ -3835,7 +3821,7 @@
                 </w:tcPr>
                 <w:p>
                   <w:pPr>
-                    <w:pStyle w:val="PargrafodaLista"/>
+                    <w:pStyle w:val="ListParagraph"/>
                     <w:spacing w:after="160" w:line="259" w:lineRule="auto"/>
                     <w:ind w:left="0"/>
                     <w:rPr>
@@ -3879,7 +3865,7 @@
                 </w:tcPr>
                 <w:p>
                   <w:pPr>
-                    <w:pStyle w:val="PargrafodaLista"/>
+                    <w:pStyle w:val="ListParagraph"/>
                     <w:spacing w:after="160" w:line="259" w:lineRule="auto"/>
                     <w:ind w:left="0"/>
                     <w:rPr>
@@ -3952,7 +3938,7 @@
                 </w:tcPr>
                 <w:p>
                   <w:pPr>
-                    <w:pStyle w:val="PargrafodaLista"/>
+                    <w:pStyle w:val="ListParagraph"/>
                     <w:spacing w:after="160" w:line="259" w:lineRule="auto"/>
                     <w:ind w:left="0"/>
                     <w:rPr>
@@ -3991,7 +3977,7 @@
                 </w:tcPr>
                 <w:p>
                   <w:pPr>
-                    <w:pStyle w:val="PargrafodaLista"/>
+                    <w:pStyle w:val="ListParagraph"/>
                     <w:spacing w:after="160" w:line="259" w:lineRule="auto"/>
                     <w:ind w:left="0"/>
                     <w:rPr>
@@ -4030,7 +4016,7 @@
                 </w:tcPr>
                 <w:p>
                   <w:pPr>
-                    <w:pStyle w:val="PargrafodaLista"/>
+                    <w:pStyle w:val="ListParagraph"/>
                     <w:spacing w:after="160" w:line="259" w:lineRule="auto"/>
                     <w:ind w:left="0"/>
                     <w:rPr>
@@ -4069,7 +4055,7 @@
                 </w:tcPr>
                 <w:p>
                   <w:pPr>
-                    <w:pStyle w:val="PargrafodaLista"/>
+                    <w:pStyle w:val="ListParagraph"/>
                     <w:spacing w:after="160" w:line="259" w:lineRule="auto"/>
                     <w:ind w:left="0"/>
                     <w:rPr>
@@ -4108,7 +4094,7 @@
                 </w:tcPr>
                 <w:p>
                   <w:pPr>
-                    <w:pStyle w:val="PargrafodaLista"/>
+                    <w:pStyle w:val="ListParagraph"/>
                     <w:spacing w:after="160" w:line="259" w:lineRule="auto"/>
                     <w:ind w:left="0"/>
                     <w:rPr>
@@ -4152,7 +4138,7 @@
                 </w:tcPr>
                 <w:p>
                   <w:pPr>
-                    <w:pStyle w:val="PargrafodaLista"/>
+                    <w:pStyle w:val="ListParagraph"/>
                     <w:spacing w:after="160" w:line="259" w:lineRule="auto"/>
                     <w:ind w:left="0"/>
                     <w:rPr>
@@ -4191,7 +4177,7 @@
                 </w:tcPr>
                 <w:p>
                   <w:pPr>
-                    <w:pStyle w:val="PargrafodaLista"/>
+                    <w:pStyle w:val="ListParagraph"/>
                     <w:spacing w:after="160" w:line="259" w:lineRule="auto"/>
                     <w:ind w:left="0"/>
                     <w:rPr>
@@ -4230,7 +4216,7 @@
                 </w:tcPr>
                 <w:p>
                   <w:pPr>
-                    <w:pStyle w:val="PargrafodaLista"/>
+                    <w:pStyle w:val="ListParagraph"/>
                     <w:spacing w:after="160" w:line="259" w:lineRule="auto"/>
                     <w:ind w:left="0"/>
                     <w:rPr>
@@ -4269,7 +4255,7 @@
                 </w:tcPr>
                 <w:p>
                   <w:pPr>
-                    <w:pStyle w:val="PargrafodaLista"/>
+                    <w:pStyle w:val="ListParagraph"/>
                     <w:spacing w:after="160" w:line="259" w:lineRule="auto"/>
                     <w:ind w:left="0"/>
                     <w:rPr>
@@ -4308,7 +4294,7 @@
                 </w:tcPr>
                 <w:p>
                   <w:pPr>
-                    <w:pStyle w:val="PargrafodaLista"/>
+                    <w:pStyle w:val="ListParagraph"/>
                     <w:spacing w:after="160" w:line="259" w:lineRule="auto"/>
                     <w:ind w:left="0"/>
                     <w:rPr>
@@ -4347,7 +4333,7 @@
                 </w:tcPr>
                 <w:p>
                   <w:pPr>
-                    <w:pStyle w:val="PargrafodaLista"/>
+                    <w:pStyle w:val="ListParagraph"/>
                     <w:spacing w:after="160" w:line="259" w:lineRule="auto"/>
                     <w:ind w:left="0"/>
                     <w:rPr>
@@ -4391,7 +4377,7 @@
                 </w:tcPr>
                 <w:p>
                   <w:pPr>
-                    <w:pStyle w:val="PargrafodaLista"/>
+                    <w:pStyle w:val="ListParagraph"/>
                     <w:spacing w:after="160" w:line="259" w:lineRule="auto"/>
                     <w:ind w:left="0"/>
                     <w:rPr>
@@ -4430,7 +4416,7 @@
                 </w:tcPr>
                 <w:p>
                   <w:pPr>
-                    <w:pStyle w:val="PargrafodaLista"/>
+                    <w:pStyle w:val="ListParagraph"/>
                     <w:spacing w:after="160" w:line="259" w:lineRule="auto"/>
                     <w:ind w:left="0"/>
                     <w:rPr>
@@ -4469,7 +4455,7 @@
                 </w:tcPr>
                 <w:p>
                   <w:pPr>
-                    <w:pStyle w:val="PargrafodaLista"/>
+                    <w:pStyle w:val="ListParagraph"/>
                     <w:spacing w:after="160" w:line="259" w:lineRule="auto"/>
                     <w:ind w:left="0"/>
                     <w:rPr>
@@ -4508,7 +4494,7 @@
                 </w:tcPr>
                 <w:p>
                   <w:pPr>
-                    <w:pStyle w:val="PargrafodaLista"/>
+                    <w:pStyle w:val="ListParagraph"/>
                     <w:spacing w:after="160" w:line="259" w:lineRule="auto"/>
                     <w:ind w:left="0"/>
                     <w:rPr>
@@ -4547,7 +4533,7 @@
                 </w:tcPr>
                 <w:p>
                   <w:pPr>
-                    <w:pStyle w:val="PargrafodaLista"/>
+                    <w:pStyle w:val="ListParagraph"/>
                     <w:spacing w:after="160" w:line="259" w:lineRule="auto"/>
                     <w:ind w:left="0"/>
                     <w:rPr>
@@ -4586,7 +4572,7 @@
                 </w:tcPr>
                 <w:p>
                   <w:pPr>
-                    <w:pStyle w:val="PargrafodaLista"/>
+                    <w:pStyle w:val="ListParagraph"/>
                     <w:spacing w:after="160" w:line="259" w:lineRule="auto"/>
                     <w:ind w:left="0"/>
                     <w:rPr>
@@ -4630,7 +4616,7 @@
                 </w:tcPr>
                 <w:p>
                   <w:pPr>
-                    <w:pStyle w:val="PargrafodaLista"/>
+                    <w:pStyle w:val="ListParagraph"/>
                     <w:spacing w:after="160" w:line="259" w:lineRule="auto"/>
                     <w:ind w:left="0"/>
                     <w:rPr>
@@ -4669,7 +4655,7 @@
                 </w:tcPr>
                 <w:p>
                   <w:pPr>
-                    <w:pStyle w:val="PargrafodaLista"/>
+                    <w:pStyle w:val="ListParagraph"/>
                     <w:spacing w:after="160" w:line="259" w:lineRule="auto"/>
                     <w:ind w:left="0"/>
                     <w:rPr>
@@ -4708,7 +4694,7 @@
                 </w:tcPr>
                 <w:p>
                   <w:pPr>
-                    <w:pStyle w:val="PargrafodaLista"/>
+                    <w:pStyle w:val="ListParagraph"/>
                     <w:spacing w:after="160" w:line="259" w:lineRule="auto"/>
                     <w:ind w:left="0"/>
                     <w:rPr>
@@ -4747,7 +4733,7 @@
                 </w:tcPr>
                 <w:p>
                   <w:pPr>
-                    <w:pStyle w:val="PargrafodaLista"/>
+                    <w:pStyle w:val="ListParagraph"/>
                     <w:spacing w:after="160" w:line="259" w:lineRule="auto"/>
                     <w:ind w:left="0"/>
                     <w:rPr>
@@ -4786,7 +4772,7 @@
                 </w:tcPr>
                 <w:p>
                   <w:pPr>
-                    <w:pStyle w:val="PargrafodaLista"/>
+                    <w:pStyle w:val="ListParagraph"/>
                     <w:spacing w:after="160" w:line="259" w:lineRule="auto"/>
                     <w:ind w:left="0"/>
                     <w:rPr>
@@ -4825,7 +4811,7 @@
                 </w:tcPr>
                 <w:p>
                   <w:pPr>
-                    <w:pStyle w:val="PargrafodaLista"/>
+                    <w:pStyle w:val="ListParagraph"/>
                     <w:spacing w:after="160" w:line="259" w:lineRule="auto"/>
                     <w:ind w:left="0"/>
                     <w:rPr>
@@ -4848,7 +4834,7 @@
           </w:tbl>
           <w:p>
             <w:pPr>
-              <w:pStyle w:val="PargrafodaLista"/>
+              <w:pStyle w:val="ListParagraph"/>
               <w:spacing w:after="160" w:line="259" w:lineRule="auto"/>
               <w:rPr>
                 <w:rFonts w:ascii="Arial" w:hAnsi="Arial" w:cs="Arial"/>
@@ -4871,7 +4857,7 @@
           </w:p>
           <w:p>
             <w:pPr>
-              <w:pStyle w:val="PargrafodaLista"/>
+              <w:pStyle w:val="ListParagraph"/>
               <w:numPr>
                 <w:ilvl w:val="0"/>
                 <w:numId w:val="34"/>
@@ -4916,7 +4902,7 @@
           </w:p>
           <w:p>
             <w:pPr>
-              <w:pStyle w:val="PargrafodaLista"/>
+              <w:pStyle w:val="ListParagraph"/>
               <w:numPr>
                 <w:ilvl w:val="0"/>
                 <w:numId w:val="34"/>
@@ -4961,7 +4947,7 @@
           </w:p>
           <w:p>
             <w:pPr>
-              <w:pStyle w:val="PargrafodaLista"/>
+              <w:pStyle w:val="ListParagraph"/>
               <w:numPr>
                 <w:ilvl w:val="0"/>
                 <w:numId w:val="34"/>
@@ -5006,7 +4992,7 @@
           </w:p>
           <w:p>
             <w:pPr>
-              <w:pStyle w:val="PargrafodaLista"/>
+              <w:pStyle w:val="ListParagraph"/>
               <w:spacing w:after="160" w:line="259" w:lineRule="auto"/>
               <w:rPr>
                 <w:rFonts w:ascii="Arial" w:hAnsi="Arial" w:cs="Arial"/>
@@ -5019,7 +5005,7 @@
           </w:p>
           <w:p>
             <w:pPr>
-              <w:pStyle w:val="PargrafodaLista"/>
+              <w:pStyle w:val="ListParagraph"/>
               <w:spacing w:after="160" w:line="259" w:lineRule="auto"/>
               <w:ind w:left="0"/>
               <w:jc w:val="center"/>
@@ -5042,7 +5028,7 @@
           </w:p>
           <w:p>
             <w:pPr>
-              <w:pStyle w:val="PargrafodaLista"/>
+              <w:pStyle w:val="ListParagraph"/>
               <w:spacing w:after="160" w:line="259" w:lineRule="auto"/>
               <w:ind w:left="0"/>
               <w:jc w:val="center"/>
@@ -5055,7 +5041,7 @@
           </w:p>
           <w:p>
             <w:pPr>
-              <w:pStyle w:val="PargrafodaLista"/>
+              <w:pStyle w:val="ListParagraph"/>
               <w:spacing w:after="160" w:line="259" w:lineRule="auto"/>
               <w:ind w:left="0"/>
               <w:rPr>
@@ -5075,7 +5061,7 @@
           </w:p>
           <w:p>
             <w:pPr>
-              <w:pStyle w:val="PargrafodaLista"/>
+              <w:pStyle w:val="ListParagraph"/>
               <w:spacing w:after="160" w:line="259" w:lineRule="auto"/>
               <w:rPr>
                 <w:rFonts w:ascii="Arial" w:hAnsi="Arial" w:cs="Arial"/>
@@ -5223,7 +5209,7 @@
                       <w14:ligatures w14:val="standardContextual"/>
                     </w:rPr>
                     <w:drawing>
-                      <wp:inline distT="0" distB="0" distL="0" distR="0" wp14:anchorId="49951525" wp14:editId="6D1FB40A">
+                      <wp:inline distT="0" distB="0" distL="0" distR="0" wp14:anchorId="49951525" wp14:editId="0DDC232D">
                         <wp:extent cx="2499360" cy="2499360"/>
                         <wp:effectExtent l="19050" t="19050" r="15240" b="15240"/>
                         <wp:docPr id="589975316" name="Imagem 3"/>
@@ -5288,7 +5274,7 @@
                       <w14:ligatures w14:val="standardContextual"/>
                     </w:rPr>
                     <w:drawing>
-                      <wp:inline distT="0" distB="0" distL="0" distR="0" wp14:anchorId="0223F599" wp14:editId="1947A8B4">
+                      <wp:inline distT="0" distB="0" distL="0" distR="0" wp14:anchorId="0223F599" wp14:editId="53DAD9A3">
                         <wp:extent cx="2491740" cy="2491740"/>
                         <wp:effectExtent l="19050" t="19050" r="22860" b="22860"/>
                         <wp:docPr id="1106188626" name="Imagem 4"/>
@@ -5364,7 +5350,7 @@
                       <w14:ligatures w14:val="standardContextual"/>
                     </w:rPr>
                     <w:drawing>
-                      <wp:inline distT="0" distB="0" distL="0" distR="0" wp14:anchorId="7B1BA5FE" wp14:editId="2C462008">
+                      <wp:inline distT="0" distB="0" distL="0" distR="0" wp14:anchorId="7B1BA5FE" wp14:editId="2EB0E8AC">
                         <wp:extent cx="2484120" cy="2484120"/>
                         <wp:effectExtent l="19050" t="19050" r="11430" b="11430"/>
                         <wp:docPr id="1683315732" name="Imagem 5"/>
@@ -5429,7 +5415,7 @@
                       <w14:ligatures w14:val="standardContextual"/>
                     </w:rPr>
                     <w:drawing>
-                      <wp:inline distT="0" distB="0" distL="0" distR="0" wp14:anchorId="43431322" wp14:editId="0F7C3D3E">
+                      <wp:inline distT="0" distB="0" distL="0" distR="0" wp14:anchorId="43431322" wp14:editId="6E9A40B2">
                         <wp:extent cx="2468880" cy="2468880"/>
                         <wp:effectExtent l="19050" t="19050" r="26670" b="26670"/>
                         <wp:docPr id="1730826822" name="Imagem 6"/>
@@ -5505,7 +5491,7 @@
                       <w14:ligatures w14:val="standardContextual"/>
                     </w:rPr>
                     <w:drawing>
-                      <wp:inline distT="0" distB="0" distL="0" distR="0" wp14:anchorId="526880B3" wp14:editId="38AE3D8E">
+                      <wp:inline distT="0" distB="0" distL="0" distR="0" wp14:anchorId="526880B3" wp14:editId="0B2A3E07">
                         <wp:extent cx="2476500" cy="2476500"/>
                         <wp:effectExtent l="19050" t="19050" r="19050" b="19050"/>
                         <wp:docPr id="2027085079" name="Imagem 7"/>
@@ -5570,7 +5556,7 @@
                       <w14:ligatures w14:val="standardContextual"/>
                     </w:rPr>
                     <w:drawing>
-                      <wp:inline distT="0" distB="0" distL="0" distR="0" wp14:anchorId="21FA2D77" wp14:editId="73665A97">
+                      <wp:inline distT="0" distB="0" distL="0" distR="0" wp14:anchorId="21FA2D77" wp14:editId="2E263775">
                         <wp:extent cx="2476500" cy="2476500"/>
                         <wp:effectExtent l="19050" t="19050" r="19050" b="19050"/>
                         <wp:docPr id="314768563" name="Imagem 8"/>
@@ -5994,7 +5980,7 @@
                       <w14:ligatures w14:val="standardContextual"/>
                     </w:rPr>
                     <w:drawing>
-                      <wp:inline distT="0" distB="0" distL="0" distR="0" wp14:anchorId="1761D3A9" wp14:editId="1B464F8B">
+                      <wp:inline distT="0" distB="0" distL="0" distR="0" wp14:anchorId="1761D3A9" wp14:editId="3D562DC2">
                         <wp:extent cx="2590800" cy="2590800"/>
                         <wp:effectExtent l="19050" t="19050" r="19050" b="19050"/>
                         <wp:docPr id="1491383061" name="Imagem 14"/>
@@ -6080,7 +6066,7 @@
                     </w:rPr>
                     <w:lastRenderedPageBreak/>
                     <w:drawing>
-                      <wp:inline distT="0" distB="0" distL="0" distR="0" wp14:anchorId="4B26FF0A" wp14:editId="3CEAEB01">
+                      <wp:inline distT="0" distB="0" distL="0" distR="0" wp14:anchorId="4B26FF0A" wp14:editId="1FB6A7F5">
                         <wp:extent cx="2293620" cy="2293620"/>
                         <wp:effectExtent l="19050" t="19050" r="11430" b="11430"/>
                         <wp:docPr id="577884189" name="Imagem 15"/>
@@ -6145,7 +6131,7 @@
                       <w14:ligatures w14:val="standardContextual"/>
                     </w:rPr>
                     <w:drawing>
-                      <wp:inline distT="0" distB="0" distL="0" distR="0" wp14:anchorId="13D165C1" wp14:editId="15DF91D9">
+                      <wp:inline distT="0" distB="0" distL="0" distR="0" wp14:anchorId="13D165C1" wp14:editId="72B4DE07">
                         <wp:extent cx="2316480" cy="2316480"/>
                         <wp:effectExtent l="19050" t="19050" r="26670" b="26670"/>
                         <wp:docPr id="1667980988" name="Imagem 16"/>
@@ -6223,7 +6209,7 @@
                       <w14:ligatures w14:val="standardContextual"/>
                     </w:rPr>
                     <w:drawing>
-                      <wp:inline distT="0" distB="0" distL="0" distR="0" wp14:anchorId="664FC846" wp14:editId="69B312A7">
+                      <wp:inline distT="0" distB="0" distL="0" distR="0" wp14:anchorId="664FC846" wp14:editId="6C6B7D5A">
                         <wp:extent cx="2286000" cy="2286000"/>
                         <wp:effectExtent l="19050" t="19050" r="19050" b="19050"/>
                         <wp:docPr id="1951083476" name="Imagem 17"/>
@@ -6288,7 +6274,7 @@
                       <w14:ligatures w14:val="standardContextual"/>
                     </w:rPr>
                     <w:drawing>
-                      <wp:inline distT="0" distB="0" distL="0" distR="0" wp14:anchorId="19EF8584" wp14:editId="38CE9EE9">
+                      <wp:inline distT="0" distB="0" distL="0" distR="0" wp14:anchorId="19EF8584" wp14:editId="22673510">
                         <wp:extent cx="2286000" cy="2286000"/>
                         <wp:effectExtent l="19050" t="19050" r="19050" b="19050"/>
                         <wp:docPr id="1483725992" name="Imagem 18"/>
@@ -9464,7 +9450,7 @@
                       <w:noProof/>
                     </w:rPr>
                     <w:drawing>
-                      <wp:inline distT="0" distB="0" distL="0" distR="0" wp14:anchorId="36A634A2" wp14:editId="73FC8030">
+                      <wp:inline distT="0" distB="0" distL="0" distR="0" wp14:anchorId="36A634A2" wp14:editId="7CCEBE4B">
                         <wp:extent cx="2569845" cy="2569845"/>
                         <wp:effectExtent l="19050" t="19050" r="20955" b="20955"/>
                         <wp:docPr id="729682572" name="Imagem 3"/>
@@ -9519,7 +9505,7 @@
                       <w14:ligatures w14:val="standardContextual"/>
                     </w:rPr>
                     <w:drawing>
-                      <wp:inline distT="0" distB="0" distL="0" distR="0" wp14:anchorId="720413F3" wp14:editId="04F63283">
+                      <wp:inline distT="0" distB="0" distL="0" distR="0" wp14:anchorId="720413F3" wp14:editId="4404877E">
                         <wp:extent cx="2585085" cy="2585085"/>
                         <wp:effectExtent l="19050" t="19050" r="24765" b="24765"/>
                         <wp:docPr id="708884317" name="Imagem 4"/>
@@ -9574,7 +9560,7 @@
                       <w14:ligatures w14:val="standardContextual"/>
                     </w:rPr>
                     <w:drawing>
-                      <wp:inline distT="0" distB="0" distL="0" distR="0" wp14:anchorId="6FBF402D" wp14:editId="35792E69">
+                      <wp:inline distT="0" distB="0" distL="0" distR="0" wp14:anchorId="6FBF402D" wp14:editId="046579F6">
                         <wp:extent cx="2562225" cy="2562225"/>
                         <wp:effectExtent l="19050" t="19050" r="28575" b="28575"/>
                         <wp:docPr id="411765492" name="Imagem 5"/>
@@ -9818,7 +9804,7 @@
 <w:ftr xmlns:wpc="http://schemas.microsoft.com/office/word/2010/wordprocessingCanvas" xmlns:cx="http://schemas.microsoft.com/office/drawing/2014/chartex" xmlns:cx1="http://schemas.microsoft.com/office/drawing/2015/9/8/chartex" xmlns:cx2="http://schemas.microsoft.com/office/drawing/2015/10/21/chartex" xmlns:cx3="http://schemas.microsoft.com/office/drawing/2016/5/9/chartex" xmlns:cx4="http://schemas.microsoft.com/office/drawing/2016/5/10/chartex" xmlns:cx5="http://schemas.microsoft.com/office/drawing/2016/5/11/chartex" xmlns:cx6="http://schemas.microsoft.com/office/drawing/2016/5/12/chartex" xmlns:cx7="http://schemas.microsoft.com/office/drawing/2016/5/13/chartex" xmlns:cx8="http://schemas.microsoft.com/office/drawing/2016/5/14/chartex" xmlns:mc="http://schemas.openxmlformats.org/markup-compatibility/2006" xmlns:aink="http://schemas.microsoft.com/office/drawing/2016/ink" xmlns:am3d="http://schemas.microsoft.com/office/drawing/2017/model3d" xmlns:o="urn:schemas-microsoft-com:office:office" xmlns:oel="http://schemas.microsoft.com/office/2019/extlst" xmlns:r="http://schemas.openxmlformats.org/officeDocument/2006/relationships" xmlns:m="http://schemas.openxmlformats.org/officeDocument/2006/math" xmlns:v="urn:schemas-microsoft-com:vml" xmlns:wp14="http://schemas.microsoft.com/office/word/2010/wordprocessingDrawing" xmlns:wp="http://schemas.openxmlformats.org/drawingml/2006/wordprocessingDrawing" xmlns:w10="urn:schemas-microsoft-com:office:word" xmlns:w="http://schemas.openxmlformats.org/wordprocessingml/2006/main" xmlns:w14="http://schemas.microsoft.com/office/word/2010/wordml" xmlns:w15="http://schemas.microsoft.com/office/word/2012/wordml" xmlns:w16cex="http://schemas.microsoft.com/office/word/2018/wordml/cex" xmlns:w16cid="http://schemas.microsoft.com/office/word/2016/wordml/cid" xmlns:w16="http://schemas.microsoft.com/office/word/2018/wordml" xmlns:w16du="http://schemas.microsoft.com/office/word/2023/wordml/word16du" xmlns:w16sdtdh="http://schemas.microsoft.com/office/word/2020/wordml/sdtdatahash" xmlns:w16sdtfl="http://schemas.microsoft.com/office/word/2024/wordml/sdtformatlock" xmlns:w16se="http://schemas.microsoft.com/office/word/2015/wordml/symex" xmlns:wpg="http://schemas.microsoft.com/office/word/2010/wordprocessingGroup" xmlns:wpi="http://schemas.microsoft.com/office/word/2010/wordprocessingInk" xmlns:wne="http://schemas.microsoft.com/office/word/2006/wordml" xmlns:wps="http://schemas.microsoft.com/office/word/2010/wordprocessingShape" mc:Ignorable="w14 w15 w16se w16cid w16 w16cex w16sdtdh w16sdtfl w16du wp14">
   <w:p>
     <w:pPr>
-      <w:pStyle w:val="Rodap"/>
+      <w:pStyle w:val="Footer"/>
       <w:jc w:val="right"/>
     </w:pPr>
     <w:r>
@@ -9839,7 +9825,7 @@
   </w:p>
   <w:p>
     <w:pPr>
-      <w:pStyle w:val="Rodap"/>
+      <w:pStyle w:val="Footer"/>
     </w:pPr>
   </w:p>
 </w:ftr>
@@ -16212,11 +16198,11 @@
       <w14:ligatures w14:val="none"/>
     </w:rPr>
   </w:style>
-  <w:style w:type="paragraph" w:styleId="Ttulo1">
+  <w:style w:type="paragraph" w:styleId="Heading1">
     <w:name w:val="heading 1"/>
     <w:basedOn w:val="Normal"/>
     <w:next w:val="Normal"/>
-    <w:link w:val="Ttulo1Char"/>
+    <w:link w:val="Heading1Char"/>
     <w:uiPriority w:val="9"/>
     <w:qFormat/>
     <w:rsid w:val="000A752E"/>
@@ -16233,11 +16219,11 @@
       <w:szCs w:val="40"/>
     </w:rPr>
   </w:style>
-  <w:style w:type="paragraph" w:styleId="Ttulo2">
+  <w:style w:type="paragraph" w:styleId="Heading2">
     <w:name w:val="heading 2"/>
     <w:basedOn w:val="Normal"/>
     <w:next w:val="Normal"/>
-    <w:link w:val="Ttulo2Char"/>
+    <w:link w:val="Heading2Char"/>
     <w:unhideWhenUsed/>
     <w:qFormat/>
     <w:rsid w:val="000A752E"/>
@@ -16254,11 +16240,11 @@
       <w:szCs w:val="32"/>
     </w:rPr>
   </w:style>
-  <w:style w:type="paragraph" w:styleId="Ttulo3">
+  <w:style w:type="paragraph" w:styleId="Heading3">
     <w:name w:val="heading 3"/>
     <w:basedOn w:val="Normal"/>
     <w:next w:val="Normal"/>
-    <w:link w:val="Ttulo3Char"/>
+    <w:link w:val="Heading3Char"/>
     <w:uiPriority w:val="9"/>
     <w:semiHidden/>
     <w:unhideWhenUsed/>
@@ -16277,11 +16263,11 @@
       <w:szCs w:val="28"/>
     </w:rPr>
   </w:style>
-  <w:style w:type="paragraph" w:styleId="Ttulo4">
+  <w:style w:type="paragraph" w:styleId="Heading4">
     <w:name w:val="heading 4"/>
     <w:basedOn w:val="Normal"/>
     <w:next w:val="Normal"/>
-    <w:link w:val="Ttulo4Char"/>
+    <w:link w:val="Heading4Char"/>
     <w:uiPriority w:val="9"/>
     <w:semiHidden/>
     <w:unhideWhenUsed/>
@@ -16300,11 +16286,11 @@
       <w:color w:val="0F4761" w:themeColor="accent1" w:themeShade="BF"/>
     </w:rPr>
   </w:style>
-  <w:style w:type="paragraph" w:styleId="Ttulo5">
+  <w:style w:type="paragraph" w:styleId="Heading5">
     <w:name w:val="heading 5"/>
     <w:basedOn w:val="Normal"/>
     <w:next w:val="Normal"/>
-    <w:link w:val="Ttulo5Char"/>
+    <w:link w:val="Heading5Char"/>
     <w:uiPriority w:val="9"/>
     <w:semiHidden/>
     <w:unhideWhenUsed/>
@@ -16321,11 +16307,11 @@
       <w:color w:val="0F4761" w:themeColor="accent1" w:themeShade="BF"/>
     </w:rPr>
   </w:style>
-  <w:style w:type="paragraph" w:styleId="Ttulo6">
+  <w:style w:type="paragraph" w:styleId="Heading6">
     <w:name w:val="heading 6"/>
     <w:basedOn w:val="Normal"/>
     <w:next w:val="Normal"/>
-    <w:link w:val="Ttulo6Char"/>
+    <w:link w:val="Heading6Char"/>
     <w:uiPriority w:val="9"/>
     <w:semiHidden/>
     <w:unhideWhenUsed/>
@@ -16344,11 +16330,11 @@
       <w:color w:val="595959" w:themeColor="text1" w:themeTint="A6"/>
     </w:rPr>
   </w:style>
-  <w:style w:type="paragraph" w:styleId="Ttulo7">
+  <w:style w:type="paragraph" w:styleId="Heading7">
     <w:name w:val="heading 7"/>
     <w:basedOn w:val="Normal"/>
     <w:next w:val="Normal"/>
-    <w:link w:val="Ttulo7Char"/>
+    <w:link w:val="Heading7Char"/>
     <w:uiPriority w:val="9"/>
     <w:semiHidden/>
     <w:unhideWhenUsed/>
@@ -16365,11 +16351,11 @@
       <w:color w:val="595959" w:themeColor="text1" w:themeTint="A6"/>
     </w:rPr>
   </w:style>
-  <w:style w:type="paragraph" w:styleId="Ttulo8">
+  <w:style w:type="paragraph" w:styleId="Heading8">
     <w:name w:val="heading 8"/>
     <w:basedOn w:val="Normal"/>
     <w:next w:val="Normal"/>
-    <w:link w:val="Ttulo8Char"/>
+    <w:link w:val="Heading8Char"/>
     <w:uiPriority w:val="9"/>
     <w:semiHidden/>
     <w:unhideWhenUsed/>
@@ -16387,11 +16373,11 @@
       <w:color w:val="272727" w:themeColor="text1" w:themeTint="D8"/>
     </w:rPr>
   </w:style>
-  <w:style w:type="paragraph" w:styleId="Ttulo9">
+  <w:style w:type="paragraph" w:styleId="Heading9">
     <w:name w:val="heading 9"/>
     <w:basedOn w:val="Normal"/>
     <w:next w:val="Normal"/>
-    <w:link w:val="Ttulo9Char"/>
+    <w:link w:val="Heading9Char"/>
     <w:uiPriority w:val="9"/>
     <w:semiHidden/>
     <w:unhideWhenUsed/>
@@ -16407,13 +16393,13 @@
       <w:color w:val="272727" w:themeColor="text1" w:themeTint="D8"/>
     </w:rPr>
   </w:style>
-  <w:style w:type="character" w:default="1" w:styleId="Fontepargpadro">
+  <w:style w:type="character" w:default="1" w:styleId="DefaultParagraphFont">
     <w:name w:val="Default Paragraph Font"/>
     <w:uiPriority w:val="1"/>
     <w:semiHidden/>
     <w:unhideWhenUsed/>
   </w:style>
-  <w:style w:type="table" w:default="1" w:styleId="Tabelanormal">
+  <w:style w:type="table" w:default="1" w:styleId="TableNormal">
     <w:name w:val="Normal Table"/>
     <w:uiPriority w:val="99"/>
     <w:semiHidden/>
@@ -16428,16 +16414,16 @@
       </w:tblCellMar>
     </w:tblPr>
   </w:style>
-  <w:style w:type="numbering" w:default="1" w:styleId="Semlista">
+  <w:style w:type="numbering" w:default="1" w:styleId="NoList">
     <w:name w:val="No List"/>
     <w:uiPriority w:val="99"/>
     <w:semiHidden/>
     <w:unhideWhenUsed/>
   </w:style>
-  <w:style w:type="character" w:customStyle="1" w:styleId="Ttulo1Char">
-    <w:name w:val="Título 1 Char"/>
-    <w:basedOn w:val="Fontepargpadro"/>
-    <w:link w:val="Ttulo1"/>
+  <w:style w:type="character" w:customStyle="1" w:styleId="Heading1Char">
+    <w:name w:val="Heading 1 Char"/>
+    <w:basedOn w:val="DefaultParagraphFont"/>
+    <w:link w:val="Heading1"/>
     <w:uiPriority w:val="9"/>
     <w:rsid w:val="000A752E"/>
     <w:rPr>
@@ -16447,12 +16433,10 @@
       <w:szCs w:val="40"/>
     </w:rPr>
   </w:style>
-  <w:style w:type="character" w:customStyle="1" w:styleId="Ttulo2Char">
-    <w:name w:val="Título 2 Char"/>
-    <w:basedOn w:val="Fontepargpadro"/>
-    <w:link w:val="Ttulo2"/>
-    <w:uiPriority w:val="9"/>
-    <w:semiHidden/>
+  <w:style w:type="character" w:customStyle="1" w:styleId="Heading2Char">
+    <w:name w:val="Heading 2 Char"/>
+    <w:basedOn w:val="DefaultParagraphFont"/>
+    <w:link w:val="Heading2"/>
     <w:rsid w:val="000A752E"/>
     <w:rPr>
       <w:rFonts w:asciiTheme="majorHAnsi" w:eastAsiaTheme="majorEastAsia" w:hAnsiTheme="majorHAnsi" w:cstheme="majorBidi"/>
@@ -16461,10 +16445,10 @@
       <w:szCs w:val="32"/>
     </w:rPr>
   </w:style>
-  <w:style w:type="character" w:customStyle="1" w:styleId="Ttulo3Char">
-    <w:name w:val="Título 3 Char"/>
-    <w:basedOn w:val="Fontepargpadro"/>
-    <w:link w:val="Ttulo3"/>
+  <w:style w:type="character" w:customStyle="1" w:styleId="Heading3Char">
+    <w:name w:val="Heading 3 Char"/>
+    <w:basedOn w:val="DefaultParagraphFont"/>
+    <w:link w:val="Heading3"/>
     <w:uiPriority w:val="9"/>
     <w:semiHidden/>
     <w:rsid w:val="000A752E"/>
@@ -16475,10 +16459,10 @@
       <w:szCs w:val="28"/>
     </w:rPr>
   </w:style>
-  <w:style w:type="character" w:customStyle="1" w:styleId="Ttulo4Char">
-    <w:name w:val="Título 4 Char"/>
-    <w:basedOn w:val="Fontepargpadro"/>
-    <w:link w:val="Ttulo4"/>
+  <w:style w:type="character" w:customStyle="1" w:styleId="Heading4Char">
+    <w:name w:val="Heading 4 Char"/>
+    <w:basedOn w:val="DefaultParagraphFont"/>
+    <w:link w:val="Heading4"/>
     <w:uiPriority w:val="9"/>
     <w:semiHidden/>
     <w:rsid w:val="000A752E"/>
@@ -16489,10 +16473,10 @@
       <w:color w:val="0F4761" w:themeColor="accent1" w:themeShade="BF"/>
     </w:rPr>
   </w:style>
-  <w:style w:type="character" w:customStyle="1" w:styleId="Ttulo5Char">
-    <w:name w:val="Título 5 Char"/>
-    <w:basedOn w:val="Fontepargpadro"/>
-    <w:link w:val="Ttulo5"/>
+  <w:style w:type="character" w:customStyle="1" w:styleId="Heading5Char">
+    <w:name w:val="Heading 5 Char"/>
+    <w:basedOn w:val="DefaultParagraphFont"/>
+    <w:link w:val="Heading5"/>
     <w:uiPriority w:val="9"/>
     <w:semiHidden/>
     <w:rsid w:val="000A752E"/>
@@ -16501,10 +16485,10 @@
       <w:color w:val="0F4761" w:themeColor="accent1" w:themeShade="BF"/>
     </w:rPr>
   </w:style>
-  <w:style w:type="character" w:customStyle="1" w:styleId="Ttulo6Char">
-    <w:name w:val="Título 6 Char"/>
-    <w:basedOn w:val="Fontepargpadro"/>
-    <w:link w:val="Ttulo6"/>
+  <w:style w:type="character" w:customStyle="1" w:styleId="Heading6Char">
+    <w:name w:val="Heading 6 Char"/>
+    <w:basedOn w:val="DefaultParagraphFont"/>
+    <w:link w:val="Heading6"/>
     <w:uiPriority w:val="9"/>
     <w:semiHidden/>
     <w:rsid w:val="000A752E"/>
@@ -16515,10 +16499,10 @@
       <w:color w:val="595959" w:themeColor="text1" w:themeTint="A6"/>
     </w:rPr>
   </w:style>
-  <w:style w:type="character" w:customStyle="1" w:styleId="Ttulo7Char">
-    <w:name w:val="Título 7 Char"/>
-    <w:basedOn w:val="Fontepargpadro"/>
-    <w:link w:val="Ttulo7"/>
+  <w:style w:type="character" w:customStyle="1" w:styleId="Heading7Char">
+    <w:name w:val="Heading 7 Char"/>
+    <w:basedOn w:val="DefaultParagraphFont"/>
+    <w:link w:val="Heading7"/>
     <w:uiPriority w:val="9"/>
     <w:semiHidden/>
     <w:rsid w:val="000A752E"/>
@@ -16527,10 +16511,10 @@
       <w:color w:val="595959" w:themeColor="text1" w:themeTint="A6"/>
     </w:rPr>
   </w:style>
-  <w:style w:type="character" w:customStyle="1" w:styleId="Ttulo8Char">
-    <w:name w:val="Título 8 Char"/>
-    <w:basedOn w:val="Fontepargpadro"/>
-    <w:link w:val="Ttulo8"/>
+  <w:style w:type="character" w:customStyle="1" w:styleId="Heading8Char">
+    <w:name w:val="Heading 8 Char"/>
+    <w:basedOn w:val="DefaultParagraphFont"/>
+    <w:link w:val="Heading8"/>
     <w:uiPriority w:val="9"/>
     <w:semiHidden/>
     <w:rsid w:val="000A752E"/>
@@ -16541,10 +16525,10 @@
       <w:color w:val="272727" w:themeColor="text1" w:themeTint="D8"/>
     </w:rPr>
   </w:style>
-  <w:style w:type="character" w:customStyle="1" w:styleId="Ttulo9Char">
-    <w:name w:val="Título 9 Char"/>
-    <w:basedOn w:val="Fontepargpadro"/>
-    <w:link w:val="Ttulo9"/>
+  <w:style w:type="character" w:customStyle="1" w:styleId="Heading9Char">
+    <w:name w:val="Heading 9 Char"/>
+    <w:basedOn w:val="DefaultParagraphFont"/>
+    <w:link w:val="Heading9"/>
     <w:uiPriority w:val="9"/>
     <w:semiHidden/>
     <w:rsid w:val="000A752E"/>
@@ -16553,11 +16537,11 @@
       <w:color w:val="272727" w:themeColor="text1" w:themeTint="D8"/>
     </w:rPr>
   </w:style>
-  <w:style w:type="paragraph" w:styleId="Ttulo">
+  <w:style w:type="paragraph" w:styleId="Title">
     <w:name w:val="Title"/>
     <w:basedOn w:val="Normal"/>
     <w:next w:val="Normal"/>
-    <w:link w:val="TtuloChar"/>
+    <w:link w:val="TitleChar"/>
     <w:uiPriority w:val="10"/>
     <w:qFormat/>
     <w:rsid w:val="000A752E"/>
@@ -16573,10 +16557,10 @@
       <w:szCs w:val="56"/>
     </w:rPr>
   </w:style>
-  <w:style w:type="character" w:customStyle="1" w:styleId="TtuloChar">
-    <w:name w:val="Título Char"/>
-    <w:basedOn w:val="Fontepargpadro"/>
-    <w:link w:val="Ttulo"/>
+  <w:style w:type="character" w:customStyle="1" w:styleId="TitleChar">
+    <w:name w:val="Title Char"/>
+    <w:basedOn w:val="DefaultParagraphFont"/>
+    <w:link w:val="Title"/>
     <w:uiPriority w:val="10"/>
     <w:rsid w:val="000A752E"/>
     <w:rPr>
@@ -16587,11 +16571,11 @@
       <w:szCs w:val="56"/>
     </w:rPr>
   </w:style>
-  <w:style w:type="paragraph" w:styleId="Subttulo">
+  <w:style w:type="paragraph" w:styleId="Subtitle">
     <w:name w:val="Subtitle"/>
     <w:basedOn w:val="Normal"/>
     <w:next w:val="Normal"/>
-    <w:link w:val="SubttuloChar"/>
+    <w:link w:val="SubtitleChar"/>
     <w:uiPriority w:val="11"/>
     <w:qFormat/>
     <w:rsid w:val="000A752E"/>
@@ -16608,10 +16592,10 @@
       <w:szCs w:val="28"/>
     </w:rPr>
   </w:style>
-  <w:style w:type="character" w:customStyle="1" w:styleId="SubttuloChar">
-    <w:name w:val="Subtítulo Char"/>
-    <w:basedOn w:val="Fontepargpadro"/>
-    <w:link w:val="Subttulo"/>
+  <w:style w:type="character" w:customStyle="1" w:styleId="SubtitleChar">
+    <w:name w:val="Subtitle Char"/>
+    <w:basedOn w:val="DefaultParagraphFont"/>
+    <w:link w:val="Subtitle"/>
     <w:uiPriority w:val="11"/>
     <w:rsid w:val="000A752E"/>
     <w:rPr>
@@ -16622,11 +16606,11 @@
       <w:szCs w:val="28"/>
     </w:rPr>
   </w:style>
-  <w:style w:type="paragraph" w:styleId="Citao">
+  <w:style w:type="paragraph" w:styleId="Quote">
     <w:name w:val="Quote"/>
     <w:basedOn w:val="Normal"/>
     <w:next w:val="Normal"/>
-    <w:link w:val="CitaoChar"/>
+    <w:link w:val="QuoteChar"/>
     <w:uiPriority w:val="29"/>
     <w:qFormat/>
     <w:rsid w:val="000A752E"/>
@@ -16640,10 +16624,10 @@
       <w:color w:val="404040" w:themeColor="text1" w:themeTint="BF"/>
     </w:rPr>
   </w:style>
-  <w:style w:type="character" w:customStyle="1" w:styleId="CitaoChar">
-    <w:name w:val="Citação Char"/>
-    <w:basedOn w:val="Fontepargpadro"/>
-    <w:link w:val="Citao"/>
+  <w:style w:type="character" w:customStyle="1" w:styleId="QuoteChar">
+    <w:name w:val="Quote Char"/>
+    <w:basedOn w:val="DefaultParagraphFont"/>
+    <w:link w:val="Quote"/>
     <w:uiPriority w:val="29"/>
     <w:rsid w:val="000A752E"/>
     <w:rPr>
@@ -16652,7 +16636,7 @@
       <w:color w:val="404040" w:themeColor="text1" w:themeTint="BF"/>
     </w:rPr>
   </w:style>
-  <w:style w:type="paragraph" w:styleId="PargrafodaLista">
+  <w:style w:type="paragraph" w:styleId="ListParagraph">
     <w:name w:val="List Paragraph"/>
     <w:basedOn w:val="Normal"/>
     <w:uiPriority w:val="34"/>
@@ -16663,9 +16647,9 @@
       <w:contextualSpacing/>
     </w:pPr>
   </w:style>
-  <w:style w:type="character" w:styleId="nfaseIntensa">
+  <w:style w:type="character" w:styleId="IntenseEmphasis">
     <w:name w:val="Intense Emphasis"/>
-    <w:basedOn w:val="Fontepargpadro"/>
+    <w:basedOn w:val="DefaultParagraphFont"/>
     <w:uiPriority w:val="21"/>
     <w:qFormat/>
     <w:rsid w:val="000A752E"/>
@@ -16675,11 +16659,11 @@
       <w:color w:val="0F4761" w:themeColor="accent1" w:themeShade="BF"/>
     </w:rPr>
   </w:style>
-  <w:style w:type="paragraph" w:styleId="CitaoIntensa">
+  <w:style w:type="paragraph" w:styleId="IntenseQuote">
     <w:name w:val="Intense Quote"/>
     <w:basedOn w:val="Normal"/>
     <w:next w:val="Normal"/>
-    <w:link w:val="CitaoIntensaChar"/>
+    <w:link w:val="IntenseQuoteChar"/>
     <w:uiPriority w:val="30"/>
     <w:qFormat/>
     <w:rsid w:val="000A752E"/>
@@ -16698,10 +16682,10 @@
       <w:color w:val="0F4761" w:themeColor="accent1" w:themeShade="BF"/>
     </w:rPr>
   </w:style>
-  <w:style w:type="character" w:customStyle="1" w:styleId="CitaoIntensaChar">
-    <w:name w:val="Citação Intensa Char"/>
-    <w:basedOn w:val="Fontepargpadro"/>
-    <w:link w:val="CitaoIntensa"/>
+  <w:style w:type="character" w:customStyle="1" w:styleId="IntenseQuoteChar">
+    <w:name w:val="Intense Quote Char"/>
+    <w:basedOn w:val="DefaultParagraphFont"/>
+    <w:link w:val="IntenseQuote"/>
     <w:uiPriority w:val="30"/>
     <w:rsid w:val="000A752E"/>
     <w:rPr>
@@ -16710,9 +16694,9 @@
       <w:color w:val="0F4761" w:themeColor="accent1" w:themeShade="BF"/>
     </w:rPr>
   </w:style>
-  <w:style w:type="character" w:styleId="RefernciaIntensa">
+  <w:style w:type="character" w:styleId="IntenseReference">
     <w:name w:val="Intense Reference"/>
-    <w:basedOn w:val="Fontepargpadro"/>
+    <w:basedOn w:val="DefaultParagraphFont"/>
     <w:uiPriority w:val="32"/>
     <w:qFormat/>
     <w:rsid w:val="000A752E"/>
@@ -16724,10 +16708,10 @@
       <w:spacing w:val="5"/>
     </w:rPr>
   </w:style>
-  <w:style w:type="paragraph" w:styleId="Rodap">
+  <w:style w:type="paragraph" w:styleId="Footer">
     <w:name w:val="footer"/>
     <w:basedOn w:val="Normal"/>
-    <w:link w:val="RodapChar"/>
+    <w:link w:val="FooterChar"/>
     <w:uiPriority w:val="99"/>
     <w:rsid w:val="000A752E"/>
     <w:pPr>
@@ -16737,10 +16721,10 @@
       </w:tabs>
     </w:pPr>
   </w:style>
-  <w:style w:type="character" w:customStyle="1" w:styleId="RodapChar">
-    <w:name w:val="Rodapé Char"/>
-    <w:basedOn w:val="Fontepargpadro"/>
-    <w:link w:val="Rodap"/>
+  <w:style w:type="character" w:customStyle="1" w:styleId="FooterChar">
+    <w:name w:val="Footer Char"/>
+    <w:basedOn w:val="DefaultParagraphFont"/>
+    <w:link w:val="Footer"/>
     <w:uiPriority w:val="99"/>
     <w:rsid w:val="000A752E"/>
     <w:rPr>
@@ -16758,9 +16742,9 @@
     <w:unhideWhenUsed/>
     <w:rsid w:val="002C3D38"/>
   </w:style>
-  <w:style w:type="character" w:styleId="Forte">
+  <w:style w:type="character" w:styleId="Strong">
     <w:name w:val="Strong"/>
-    <w:basedOn w:val="Fontepargpadro"/>
+    <w:basedOn w:val="DefaultParagraphFont"/>
     <w:uiPriority w:val="22"/>
     <w:qFormat/>
     <w:rsid w:val="00091273"/>
@@ -16769,9 +16753,9 @@
       <w:bCs/>
     </w:rPr>
   </w:style>
-  <w:style w:type="table" w:styleId="Tabelacomgrade">
+  <w:style w:type="table" w:styleId="TableGrid">
     <w:name w:val="Table Grid"/>
-    <w:basedOn w:val="Tabelanormal"/>
+    <w:basedOn w:val="TableNormal"/>
     <w:uiPriority w:val="39"/>
     <w:rsid w:val="00153CC1"/>
     <w:pPr>
